--- a/docs/docx/01_기획명세서/spec_settlement.docx
+++ b/docs/docx/01_기획명세서/spec_settlement.docx
@@ -7714,6 +7714,1911 @@
       </w:r>
       <w:r>
         <w:t xml:space="preserve">— 월별/주별 통계는 캐시(1시간 TTL)를 적용하여 반복 조회 부하를 줄인다.</w:t>
+      </w:r>
+    </w:p>
+    <w:p>
+      <w:r>
+        <w:pict>
+          <v:rect style="width:0;height:1.5pt" o:hralign="center" o:hrstd="t" o:hr="t"/>
+        </w:pict>
+      </w:r>
+    </w:p>
+    <w:p>
+      <w:pPr>
+        <w:pStyle w:val="Heading2"/>
+      </w:pPr>
+      <w:bookmarkStart w:id="30" w:name="정상작동-시나리오"/>
+      <w:r>
+        <w:t xml:space="preserve">3. 정상작동 시나리오</w:t>
+      </w:r>
+      <w:bookmarkEnd w:id="30"/>
+    </w:p>
+    <w:p>
+      <w:pPr>
+        <w:pStyle w:val="Heading3"/>
+      </w:pPr>
+      <w:bookmarkStart w:id="31" w:name="시나리오-1-정산-조회-지급-완료"/>
+      <w:r>
+        <w:t xml:space="preserve">시나리오 1: 정산 조회 → 지급 완료</w:t>
+      </w:r>
+      <w:bookmarkEnd w:id="31"/>
+    </w:p>
+    <w:tbl>
+      <w:tblPr>
+        <w:tblStyle w:val="Table"/>
+        <w:jc w:val="center"/>
+        <w:tblLook w:firstRow="1"/>
+        <w:tblW w:w="5000" w:type="pct"/>
+      </w:tblPr>
+      <w:tblGrid>
+        <w:gridCol w:w="2329"/>
+        <w:gridCol w:w="1863"/>
+        <w:gridCol w:w="1863"/>
+        <w:gridCol w:w="1863"/>
+      </w:tblGrid>
+      <w:tr>
+        <w:trPr>
+          <w:cnfStyle w:firstRow="1"/>
+          <w:tblHeader/>
+        </w:trPr>
+        <w:tc>
+          <w:tcPr>
+            <w:tcBorders>
+              <w:bottom w:val="single"/>
+            </w:tcBorders>
+            <w:vAlign w:val="bottom"/>
+            <w:tcBorders>
+              <w:top w:val="single" w:sz="6" w:space="0" w:color="2E75B6"/>
+              <w:bottom w:val="single" w:sz="6" w:space="0" w:color="2E75B6"/>
+              <w:left w:val="single" w:sz="4" w:space="0" w:color="BFBFBF"/>
+              <w:right w:val="single" w:sz="4" w:space="0" w:color="BFBFBF"/>
+            </w:tcBorders>
+            <w:shd w:fill="2E75B6" w:val="clear"/>
+            <w:tcMar>
+              <w:top w:w="50" w:type="dxa"/>
+              <w:bottom w:w="50" w:type="dxa"/>
+              <w:left w:w="100" w:type="dxa"/>
+              <w:right w:w="100" w:type="dxa"/>
+            </w:tcMar>
+          </w:tcPr>
+          <w:p>
+            <w:pPr>
+              <w:pStyle w:val="Compact"/>
+              <w:spacing w:before="20" w:after="20" w:line="280" w:lineRule="exact"/>
+              <w:jc w:val="left"/>
+            </w:pPr>
+            <w:r>
+              <w:rPr>
+                <w:rFonts w:ascii="Arial" w:hAnsi="Arial" w:eastAsia="맑은 고딕"/>
+                <w:b/>
+                <w:color w:val="FFFFFF"/>
+                <w:sz w:val="18"/>
+              </w:rPr>
+              <w:t xml:space="preserve">단계</w:t>
+            </w:r>
+          </w:p>
+        </w:tc>
+        <w:tc>
+          <w:tcPr>
+            <w:tcBorders>
+              <w:bottom w:val="single"/>
+            </w:tcBorders>
+            <w:vAlign w:val="bottom"/>
+            <w:tcBorders>
+              <w:top w:val="single" w:sz="6" w:space="0" w:color="2E75B6"/>
+              <w:bottom w:val="single" w:sz="6" w:space="0" w:color="2E75B6"/>
+              <w:left w:val="single" w:sz="4" w:space="0" w:color="BFBFBF"/>
+              <w:right w:val="single" w:sz="4" w:space="0" w:color="BFBFBF"/>
+            </w:tcBorders>
+            <w:shd w:fill="2E75B6" w:val="clear"/>
+            <w:tcMar>
+              <w:top w:w="50" w:type="dxa"/>
+              <w:bottom w:w="50" w:type="dxa"/>
+              <w:left w:w="100" w:type="dxa"/>
+              <w:right w:w="100" w:type="dxa"/>
+            </w:tcMar>
+          </w:tcPr>
+          <w:p>
+            <w:pPr>
+              <w:pStyle w:val="Compact"/>
+              <w:spacing w:before="20" w:after="20" w:line="280" w:lineRule="exact"/>
+              <w:jc w:val="left"/>
+            </w:pPr>
+            <w:r>
+              <w:rPr>
+                <w:rFonts w:ascii="Arial" w:hAnsi="Arial" w:eastAsia="맑은 고딕"/>
+                <w:b/>
+                <w:color w:val="FFFFFF"/>
+                <w:sz w:val="18"/>
+              </w:rPr>
+              <w:t xml:space="preserve">사용자 행동</w:t>
+            </w:r>
+          </w:p>
+        </w:tc>
+        <w:tc>
+          <w:tcPr>
+            <w:tcBorders>
+              <w:bottom w:val="single"/>
+            </w:tcBorders>
+            <w:vAlign w:val="bottom"/>
+            <w:tcBorders>
+              <w:top w:val="single" w:sz="6" w:space="0" w:color="2E75B6"/>
+              <w:bottom w:val="single" w:sz="6" w:space="0" w:color="2E75B6"/>
+              <w:left w:val="single" w:sz="4" w:space="0" w:color="BFBFBF"/>
+              <w:right w:val="single" w:sz="4" w:space="0" w:color="BFBFBF"/>
+            </w:tcBorders>
+            <w:shd w:fill="2E75B6" w:val="clear"/>
+            <w:tcMar>
+              <w:top w:w="50" w:type="dxa"/>
+              <w:bottom w:w="50" w:type="dxa"/>
+              <w:left w:w="100" w:type="dxa"/>
+              <w:right w:w="100" w:type="dxa"/>
+            </w:tcMar>
+          </w:tcPr>
+          <w:p>
+            <w:pPr>
+              <w:pStyle w:val="Compact"/>
+              <w:spacing w:before="20" w:after="20" w:line="280" w:lineRule="exact"/>
+              <w:jc w:val="left"/>
+            </w:pPr>
+            <w:r>
+              <w:rPr>
+                <w:rFonts w:ascii="Arial" w:hAnsi="Arial" w:eastAsia="맑은 고딕"/>
+                <w:b/>
+                <w:color w:val="FFFFFF"/>
+                <w:sz w:val="18"/>
+              </w:rPr>
+              <w:t xml:space="preserve">시스템 응답</w:t>
+            </w:r>
+          </w:p>
+        </w:tc>
+        <w:tc>
+          <w:tcPr>
+            <w:tcBorders>
+              <w:bottom w:val="single"/>
+            </w:tcBorders>
+            <w:vAlign w:val="bottom"/>
+            <w:tcBorders>
+              <w:top w:val="single" w:sz="6" w:space="0" w:color="2E75B6"/>
+              <w:bottom w:val="single" w:sz="6" w:space="0" w:color="2E75B6"/>
+              <w:left w:val="single" w:sz="4" w:space="0" w:color="BFBFBF"/>
+              <w:right w:val="single" w:sz="4" w:space="0" w:color="BFBFBF"/>
+            </w:tcBorders>
+            <w:shd w:fill="2E75B6" w:val="clear"/>
+            <w:tcMar>
+              <w:top w:w="50" w:type="dxa"/>
+              <w:bottom w:w="50" w:type="dxa"/>
+              <w:left w:w="100" w:type="dxa"/>
+              <w:right w:w="100" w:type="dxa"/>
+            </w:tcMar>
+          </w:tcPr>
+          <w:p>
+            <w:pPr>
+              <w:pStyle w:val="Compact"/>
+              <w:spacing w:before="20" w:after="20" w:line="280" w:lineRule="exact"/>
+              <w:jc w:val="left"/>
+            </w:pPr>
+            <w:r>
+              <w:rPr>
+                <w:rFonts w:ascii="Arial" w:hAnsi="Arial" w:eastAsia="맑은 고딕"/>
+                <w:b/>
+                <w:color w:val="FFFFFF"/>
+                <w:sz w:val="18"/>
+              </w:rPr>
+              <w:t xml:space="preserve">검증 포인트</w:t>
+            </w:r>
+          </w:p>
+        </w:tc>
+      </w:tr>
+      <w:tr>
+        <w:trPr/>
+        <w:tc>
+          <w:tcPr>
+            <w:tcBorders>
+              <w:top w:val="single" w:sz="4" w:space="0" w:color="BFBFBF"/>
+              <w:bottom w:val="single" w:sz="4" w:space="0" w:color="BFBFBF"/>
+              <w:left w:val="single" w:sz="4" w:space="0" w:color="BFBFBF"/>
+              <w:right w:val="single" w:sz="4" w:space="0" w:color="BFBFBF"/>
+            </w:tcBorders>
+            <w:tcMar>
+              <w:top w:w="50" w:type="dxa"/>
+              <w:bottom w:w="50" w:type="dxa"/>
+              <w:left w:w="100" w:type="dxa"/>
+              <w:right w:w="100" w:type="dxa"/>
+            </w:tcMar>
+          </w:tcPr>
+          <w:p>
+            <w:pPr>
+              <w:pStyle w:val="Compact"/>
+              <w:spacing w:before="20" w:after="20" w:line="280" w:lineRule="exact"/>
+              <w:jc w:val="left"/>
+            </w:pPr>
+            <w:r>
+              <w:rPr>
+                <w:rFonts w:ascii="Arial" w:hAnsi="Arial" w:eastAsia="맑은 고딕"/>
+                <w:color w:val="333333"/>
+                <w:sz w:val="18"/>
+              </w:rPr>
+              <w:t xml:space="preserve">1</w:t>
+            </w:r>
+          </w:p>
+        </w:tc>
+        <w:tc>
+          <w:tcPr>
+            <w:tcBorders>
+              <w:top w:val="single" w:sz="4" w:space="0" w:color="BFBFBF"/>
+              <w:bottom w:val="single" w:sz="4" w:space="0" w:color="BFBFBF"/>
+              <w:left w:val="single" w:sz="4" w:space="0" w:color="BFBFBF"/>
+              <w:right w:val="single" w:sz="4" w:space="0" w:color="BFBFBF"/>
+            </w:tcBorders>
+            <w:tcMar>
+              <w:top w:w="50" w:type="dxa"/>
+              <w:bottom w:w="50" w:type="dxa"/>
+              <w:left w:w="100" w:type="dxa"/>
+              <w:right w:w="100" w:type="dxa"/>
+            </w:tcMar>
+          </w:tcPr>
+          <w:p>
+            <w:pPr>
+              <w:pStyle w:val="Compact"/>
+              <w:spacing w:before="20" w:after="20" w:line="280" w:lineRule="exact"/>
+              <w:jc w:val="left"/>
+            </w:pPr>
+            <w:r>
+              <w:rPr>
+                <w:rFonts w:ascii="Arial" w:hAnsi="Arial" w:eastAsia="맑은 고딕"/>
+                <w:color w:val="333333"/>
+                <w:sz w:val="18"/>
+              </w:rPr>
+              <w:t xml:space="preserve">정산 목록 진입</w:t>
+            </w:r>
+          </w:p>
+        </w:tc>
+        <w:tc>
+          <w:tcPr>
+            <w:tcBorders>
+              <w:top w:val="single" w:sz="4" w:space="0" w:color="BFBFBF"/>
+              <w:bottom w:val="single" w:sz="4" w:space="0" w:color="BFBFBF"/>
+              <w:left w:val="single" w:sz="4" w:space="0" w:color="BFBFBF"/>
+              <w:right w:val="single" w:sz="4" w:space="0" w:color="BFBFBF"/>
+            </w:tcBorders>
+            <w:tcMar>
+              <w:top w:w="50" w:type="dxa"/>
+              <w:bottom w:w="50" w:type="dxa"/>
+              <w:left w:w="100" w:type="dxa"/>
+              <w:right w:w="100" w:type="dxa"/>
+            </w:tcMar>
+          </w:tcPr>
+          <w:p>
+            <w:pPr>
+              <w:pStyle w:val="Compact"/>
+              <w:spacing w:before="20" w:after="20" w:line="280" w:lineRule="exact"/>
+              <w:jc w:val="left"/>
+            </w:pPr>
+            <w:r>
+              <w:rPr>
+                <w:rFonts w:ascii="Arial" w:hAnsi="Arial" w:eastAsia="맑은 고딕"/>
+                <w:color w:val="333333"/>
+                <w:sz w:val="18"/>
+              </w:rPr>
+              <w:t xml:space="preserve">당월 정산 목록 로드</w:t>
+            </w:r>
+          </w:p>
+        </w:tc>
+        <w:tc>
+          <w:tcPr>
+            <w:tcBorders>
+              <w:top w:val="single" w:sz="4" w:space="0" w:color="BFBFBF"/>
+              <w:bottom w:val="single" w:sz="4" w:space="0" w:color="BFBFBF"/>
+              <w:left w:val="single" w:sz="4" w:space="0" w:color="BFBFBF"/>
+              <w:right w:val="single" w:sz="4" w:space="0" w:color="BFBFBF"/>
+            </w:tcBorders>
+            <w:tcMar>
+              <w:top w:w="50" w:type="dxa"/>
+              <w:bottom w:w="50" w:type="dxa"/>
+              <w:left w:w="100" w:type="dxa"/>
+              <w:right w:w="100" w:type="dxa"/>
+            </w:tcMar>
+          </w:tcPr>
+          <w:p>
+            <w:pPr>
+              <w:pStyle w:val="Compact"/>
+              <w:spacing w:before="20" w:after="20" w:line="280" w:lineRule="exact"/>
+              <w:jc w:val="left"/>
+            </w:pPr>
+            <w:r>
+              <w:rPr>
+                <w:rFonts w:ascii="Arial" w:hAnsi="Arial" w:eastAsia="맑은 고딕"/>
+                <w:color w:val="333333"/>
+                <w:sz w:val="18"/>
+              </w:rPr>
+              <w:t xml:space="preserve">기본 필터=당월</w:t>
+            </w:r>
+          </w:p>
+        </w:tc>
+      </w:tr>
+      <w:tr>
+        <w:trPr/>
+        <w:tc>
+          <w:tcPr>
+            <w:tcBorders>
+              <w:top w:val="single" w:sz="4" w:space="0" w:color="BFBFBF"/>
+              <w:bottom w:val="single" w:sz="4" w:space="0" w:color="BFBFBF"/>
+              <w:left w:val="single" w:sz="4" w:space="0" w:color="BFBFBF"/>
+              <w:right w:val="single" w:sz="4" w:space="0" w:color="BFBFBF"/>
+            </w:tcBorders>
+            <w:shd w:fill="F2F7FB" w:val="clear"/>
+            <w:tcMar>
+              <w:top w:w="50" w:type="dxa"/>
+              <w:bottom w:w="50" w:type="dxa"/>
+              <w:left w:w="100" w:type="dxa"/>
+              <w:right w:w="100" w:type="dxa"/>
+            </w:tcMar>
+          </w:tcPr>
+          <w:p>
+            <w:pPr>
+              <w:pStyle w:val="Compact"/>
+              <w:spacing w:before="20" w:after="20" w:line="280" w:lineRule="exact"/>
+              <w:jc w:val="left"/>
+            </w:pPr>
+            <w:r>
+              <w:rPr>
+                <w:rFonts w:ascii="Arial" w:hAnsi="Arial" w:eastAsia="맑은 고딕"/>
+                <w:color w:val="333333"/>
+                <w:sz w:val="18"/>
+              </w:rPr>
+              <w:t xml:space="preserve">2</w:t>
+            </w:r>
+          </w:p>
+        </w:tc>
+        <w:tc>
+          <w:tcPr>
+            <w:tcBorders>
+              <w:top w:val="single" w:sz="4" w:space="0" w:color="BFBFBF"/>
+              <w:bottom w:val="single" w:sz="4" w:space="0" w:color="BFBFBF"/>
+              <w:left w:val="single" w:sz="4" w:space="0" w:color="BFBFBF"/>
+              <w:right w:val="single" w:sz="4" w:space="0" w:color="BFBFBF"/>
+            </w:tcBorders>
+            <w:shd w:fill="F2F7FB" w:val="clear"/>
+            <w:tcMar>
+              <w:top w:w="50" w:type="dxa"/>
+              <w:bottom w:w="50" w:type="dxa"/>
+              <w:left w:w="100" w:type="dxa"/>
+              <w:right w:w="100" w:type="dxa"/>
+            </w:tcMar>
+          </w:tcPr>
+          <w:p>
+            <w:pPr>
+              <w:pStyle w:val="Compact"/>
+              <w:spacing w:before="20" w:after="20" w:line="280" w:lineRule="exact"/>
+              <w:jc w:val="left"/>
+            </w:pPr>
+            <w:r>
+              <w:rPr>
+                <w:rFonts w:ascii="Arial" w:hAnsi="Arial" w:eastAsia="맑은 고딕"/>
+                <w:color w:val="333333"/>
+                <w:sz w:val="18"/>
+              </w:rPr>
+              <w:t xml:space="preserve">매장</w:t>
+            </w:r>
+            <w:r>
+              <w:rPr>
+                <w:rFonts w:ascii="Arial" w:hAnsi="Arial" w:eastAsia="맑은 고딕"/>
+                <w:color w:val="333333"/>
+                <w:sz w:val="18"/>
+              </w:rPr>
+              <w:t xml:space="preserve"> </w:t>
+            </w:r>
+            <w:r>
+              <w:rPr>
+                <w:rFonts w:ascii="Arial" w:hAnsi="Arial" w:eastAsia="맑은 고딕"/>
+                <w:color w:val="333333"/>
+                <w:sz w:val="18"/>
+              </w:rPr>
+              <w:t xml:space="preserve">“</w:t>
+            </w:r>
+            <w:r>
+              <w:rPr>
+                <w:rFonts w:ascii="Arial" w:hAnsi="Arial" w:eastAsia="맑은 고딕"/>
+                <w:color w:val="333333"/>
+                <w:sz w:val="18"/>
+              </w:rPr>
+              <w:t xml:space="preserve">강남점</w:t>
+            </w:r>
+            <w:r>
+              <w:rPr>
+                <w:rFonts w:ascii="Arial" w:hAnsi="Arial" w:eastAsia="맑은 고딕"/>
+                <w:color w:val="333333"/>
+                <w:sz w:val="18"/>
+              </w:rPr>
+              <w:t xml:space="preserve">”</w:t>
+            </w:r>
+            <w:r>
+              <w:rPr>
+                <w:rFonts w:ascii="Arial" w:hAnsi="Arial" w:eastAsia="맑은 고딕"/>
+                <w:color w:val="333333"/>
+                <w:sz w:val="18"/>
+              </w:rPr>
+              <w:t xml:space="preserve"> </w:t>
+            </w:r>
+            <w:r>
+              <w:rPr>
+                <w:rFonts w:ascii="Arial" w:hAnsi="Arial" w:eastAsia="맑은 고딕"/>
+                <w:color w:val="333333"/>
+                <w:sz w:val="18"/>
+              </w:rPr>
+              <w:t xml:space="preserve">필터 적용</w:t>
+            </w:r>
+          </w:p>
+        </w:tc>
+        <w:tc>
+          <w:tcPr>
+            <w:tcBorders>
+              <w:top w:val="single" w:sz="4" w:space="0" w:color="BFBFBF"/>
+              <w:bottom w:val="single" w:sz="4" w:space="0" w:color="BFBFBF"/>
+              <w:left w:val="single" w:sz="4" w:space="0" w:color="BFBFBF"/>
+              <w:right w:val="single" w:sz="4" w:space="0" w:color="BFBFBF"/>
+            </w:tcBorders>
+            <w:shd w:fill="F2F7FB" w:val="clear"/>
+            <w:tcMar>
+              <w:top w:w="50" w:type="dxa"/>
+              <w:bottom w:w="50" w:type="dxa"/>
+              <w:left w:w="100" w:type="dxa"/>
+              <w:right w:w="100" w:type="dxa"/>
+            </w:tcMar>
+          </w:tcPr>
+          <w:p>
+            <w:pPr>
+              <w:pStyle w:val="Compact"/>
+              <w:spacing w:before="20" w:after="20" w:line="280" w:lineRule="exact"/>
+              <w:jc w:val="left"/>
+            </w:pPr>
+            <w:r>
+              <w:rPr>
+                <w:rFonts w:ascii="Arial" w:hAnsi="Arial" w:eastAsia="맑은 고딕"/>
+                <w:color w:val="333333"/>
+                <w:sz w:val="18"/>
+              </w:rPr>
+              <w:t xml:space="preserve">해당 매장 정산 목록만 표시</w:t>
+            </w:r>
+          </w:p>
+        </w:tc>
+        <w:tc>
+          <w:tcPr>
+            <w:tcBorders>
+              <w:top w:val="single" w:sz="4" w:space="0" w:color="BFBFBF"/>
+              <w:bottom w:val="single" w:sz="4" w:space="0" w:color="BFBFBF"/>
+              <w:left w:val="single" w:sz="4" w:space="0" w:color="BFBFBF"/>
+              <w:right w:val="single" w:sz="4" w:space="0" w:color="BFBFBF"/>
+            </w:tcBorders>
+            <w:shd w:fill="F2F7FB" w:val="clear"/>
+            <w:tcMar>
+              <w:top w:w="50" w:type="dxa"/>
+              <w:bottom w:w="50" w:type="dxa"/>
+              <w:left w:w="100" w:type="dxa"/>
+              <w:right w:w="100" w:type="dxa"/>
+            </w:tcMar>
+          </w:tcPr>
+          <w:p>
+            <w:pPr>
+              <w:pStyle w:val="Compact"/>
+              <w:spacing w:before="20" w:after="20" w:line="280" w:lineRule="exact"/>
+              <w:jc w:val="left"/>
+            </w:pPr>
+            <w:r>
+              <w:rPr>
+                <w:rFonts w:ascii="Arial" w:hAnsi="Arial" w:eastAsia="맑은 고딕"/>
+                <w:color w:val="333333"/>
+                <w:sz w:val="18"/>
+              </w:rPr>
+              <w:t xml:space="preserve">검색 가능 Select</w:t>
+            </w:r>
+          </w:p>
+        </w:tc>
+      </w:tr>
+      <w:tr>
+        <w:trPr/>
+        <w:tc>
+          <w:tcPr>
+            <w:tcBorders>
+              <w:top w:val="single" w:sz="4" w:space="0" w:color="BFBFBF"/>
+              <w:bottom w:val="single" w:sz="4" w:space="0" w:color="BFBFBF"/>
+              <w:left w:val="single" w:sz="4" w:space="0" w:color="BFBFBF"/>
+              <w:right w:val="single" w:sz="4" w:space="0" w:color="BFBFBF"/>
+            </w:tcBorders>
+            <w:tcMar>
+              <w:top w:w="50" w:type="dxa"/>
+              <w:bottom w:w="50" w:type="dxa"/>
+              <w:left w:w="100" w:type="dxa"/>
+              <w:right w:w="100" w:type="dxa"/>
+            </w:tcMar>
+          </w:tcPr>
+          <w:p>
+            <w:pPr>
+              <w:pStyle w:val="Compact"/>
+              <w:spacing w:before="20" w:after="20" w:line="280" w:lineRule="exact"/>
+              <w:jc w:val="left"/>
+            </w:pPr>
+            <w:r>
+              <w:rPr>
+                <w:rFonts w:ascii="Arial" w:hAnsi="Arial" w:eastAsia="맑은 고딕"/>
+                <w:color w:val="333333"/>
+                <w:sz w:val="18"/>
+              </w:rPr>
+              <w:t xml:space="preserve">3</w:t>
+            </w:r>
+          </w:p>
+        </w:tc>
+        <w:tc>
+          <w:tcPr>
+            <w:tcBorders>
+              <w:top w:val="single" w:sz="4" w:space="0" w:color="BFBFBF"/>
+              <w:bottom w:val="single" w:sz="4" w:space="0" w:color="BFBFBF"/>
+              <w:left w:val="single" w:sz="4" w:space="0" w:color="BFBFBF"/>
+              <w:right w:val="single" w:sz="4" w:space="0" w:color="BFBFBF"/>
+            </w:tcBorders>
+            <w:tcMar>
+              <w:top w:w="50" w:type="dxa"/>
+              <w:bottom w:w="50" w:type="dxa"/>
+              <w:left w:w="100" w:type="dxa"/>
+              <w:right w:w="100" w:type="dxa"/>
+            </w:tcMar>
+          </w:tcPr>
+          <w:p>
+            <w:pPr>
+              <w:pStyle w:val="Compact"/>
+              <w:spacing w:before="20" w:after="20" w:line="280" w:lineRule="exact"/>
+              <w:jc w:val="left"/>
+            </w:pPr>
+            <w:r>
+              <w:rPr>
+                <w:rFonts w:ascii="Arial" w:hAnsi="Arial" w:eastAsia="맑은 고딕"/>
+                <w:color w:val="333333"/>
+                <w:sz w:val="18"/>
+              </w:rPr>
+              <w:t xml:space="preserve">“</w:t>
+            </w:r>
+            <w:r>
+              <w:rPr>
+                <w:rFonts w:ascii="Arial" w:hAnsi="Arial" w:eastAsia="맑은 고딕"/>
+                <w:color w:val="333333"/>
+                <w:sz w:val="18"/>
+              </w:rPr>
+              <w:t xml:space="preserve">산출완료</w:t>
+            </w:r>
+            <w:r>
+              <w:rPr>
+                <w:rFonts w:ascii="Arial" w:hAnsi="Arial" w:eastAsia="맑은 고딕"/>
+                <w:color w:val="333333"/>
+                <w:sz w:val="18"/>
+              </w:rPr>
+              <w:t xml:space="preserve">”</w:t>
+            </w:r>
+            <w:r>
+              <w:rPr>
+                <w:rFonts w:ascii="Arial" w:hAnsi="Arial" w:eastAsia="맑은 고딕"/>
+                <w:color w:val="333333"/>
+                <w:sz w:val="18"/>
+              </w:rPr>
+              <w:t xml:space="preserve"> </w:t>
+            </w:r>
+            <w:r>
+              <w:rPr>
+                <w:rFonts w:ascii="Arial" w:hAnsi="Arial" w:eastAsia="맑은 고딕"/>
+                <w:color w:val="333333"/>
+                <w:sz w:val="18"/>
+              </w:rPr>
+              <w:t xml:space="preserve">행 클릭</w:t>
+            </w:r>
+          </w:p>
+        </w:tc>
+        <w:tc>
+          <w:tcPr>
+            <w:tcBorders>
+              <w:top w:val="single" w:sz="4" w:space="0" w:color="BFBFBF"/>
+              <w:bottom w:val="single" w:sz="4" w:space="0" w:color="BFBFBF"/>
+              <w:left w:val="single" w:sz="4" w:space="0" w:color="BFBFBF"/>
+              <w:right w:val="single" w:sz="4" w:space="0" w:color="BFBFBF"/>
+            </w:tcBorders>
+            <w:tcMar>
+              <w:top w:w="50" w:type="dxa"/>
+              <w:bottom w:w="50" w:type="dxa"/>
+              <w:left w:w="100" w:type="dxa"/>
+              <w:right w:w="100" w:type="dxa"/>
+            </w:tcMar>
+          </w:tcPr>
+          <w:p>
+            <w:pPr>
+              <w:pStyle w:val="Compact"/>
+              <w:spacing w:before="20" w:after="20" w:line="280" w:lineRule="exact"/>
+              <w:jc w:val="left"/>
+            </w:pPr>
+            <w:r>
+              <w:rPr>
+                <w:rFonts w:ascii="Arial" w:hAnsi="Arial" w:eastAsia="맑은 고딕"/>
+                <w:color w:val="333333"/>
+                <w:sz w:val="18"/>
+              </w:rPr>
+              <w:t xml:space="preserve">상세 페이지 이동</w:t>
+            </w:r>
+          </w:p>
+        </w:tc>
+        <w:tc>
+          <w:tcPr>
+            <w:tcBorders>
+              <w:top w:val="single" w:sz="4" w:space="0" w:color="BFBFBF"/>
+              <w:bottom w:val="single" w:sz="4" w:space="0" w:color="BFBFBF"/>
+              <w:left w:val="single" w:sz="4" w:space="0" w:color="BFBFBF"/>
+              <w:right w:val="single" w:sz="4" w:space="0" w:color="BFBFBF"/>
+            </w:tcBorders>
+            <w:tcMar>
+              <w:top w:w="50" w:type="dxa"/>
+              <w:bottom w:w="50" w:type="dxa"/>
+              <w:left w:w="100" w:type="dxa"/>
+              <w:right w:w="100" w:type="dxa"/>
+            </w:tcMar>
+          </w:tcPr>
+          <w:p>
+            <w:pPr>
+              <w:pStyle w:val="Compact"/>
+              <w:spacing w:before="20" w:after="20" w:line="280" w:lineRule="exact"/>
+              <w:jc w:val="left"/>
+            </w:pPr>
+            <w:r>
+              <w:rPr>
+                <w:rFonts w:ascii="Arial" w:hAnsi="Arial" w:eastAsia="맑은 고딕"/>
+                <w:color w:val="333333"/>
+                <w:sz w:val="18"/>
+              </w:rPr>
+              <w:t xml:space="preserve">정산 구성요소 표 렌더링</w:t>
+            </w:r>
+          </w:p>
+        </w:tc>
+      </w:tr>
+      <w:tr>
+        <w:trPr/>
+        <w:tc>
+          <w:tcPr>
+            <w:tcBorders>
+              <w:top w:val="single" w:sz="4" w:space="0" w:color="BFBFBF"/>
+              <w:bottom w:val="single" w:sz="4" w:space="0" w:color="BFBFBF"/>
+              <w:left w:val="single" w:sz="4" w:space="0" w:color="BFBFBF"/>
+              <w:right w:val="single" w:sz="4" w:space="0" w:color="BFBFBF"/>
+            </w:tcBorders>
+            <w:shd w:fill="F2F7FB" w:val="clear"/>
+            <w:tcMar>
+              <w:top w:w="50" w:type="dxa"/>
+              <w:bottom w:w="50" w:type="dxa"/>
+              <w:left w:w="100" w:type="dxa"/>
+              <w:right w:w="100" w:type="dxa"/>
+            </w:tcMar>
+          </w:tcPr>
+          <w:p>
+            <w:pPr>
+              <w:pStyle w:val="Compact"/>
+              <w:spacing w:before="20" w:after="20" w:line="280" w:lineRule="exact"/>
+              <w:jc w:val="left"/>
+            </w:pPr>
+            <w:r>
+              <w:rPr>
+                <w:rFonts w:ascii="Arial" w:hAnsi="Arial" w:eastAsia="맑은 고딕"/>
+                <w:color w:val="333333"/>
+                <w:sz w:val="18"/>
+              </w:rPr>
+              <w:t xml:space="preserve">4</w:t>
+            </w:r>
+          </w:p>
+        </w:tc>
+        <w:tc>
+          <w:tcPr>
+            <w:tcBorders>
+              <w:top w:val="single" w:sz="4" w:space="0" w:color="BFBFBF"/>
+              <w:bottom w:val="single" w:sz="4" w:space="0" w:color="BFBFBF"/>
+              <w:left w:val="single" w:sz="4" w:space="0" w:color="BFBFBF"/>
+              <w:right w:val="single" w:sz="4" w:space="0" w:color="BFBFBF"/>
+            </w:tcBorders>
+            <w:shd w:fill="F2F7FB" w:val="clear"/>
+            <w:tcMar>
+              <w:top w:w="50" w:type="dxa"/>
+              <w:bottom w:w="50" w:type="dxa"/>
+              <w:left w:w="100" w:type="dxa"/>
+              <w:right w:w="100" w:type="dxa"/>
+            </w:tcMar>
+          </w:tcPr>
+          <w:p>
+            <w:pPr>
+              <w:pStyle w:val="Compact"/>
+              <w:spacing w:before="20" w:after="20" w:line="280" w:lineRule="exact"/>
+              <w:jc w:val="left"/>
+            </w:pPr>
+            <w:r>
+              <w:rPr>
+                <w:rFonts w:ascii="Arial" w:hAnsi="Arial" w:eastAsia="맑은 고딕"/>
+                <w:color w:val="333333"/>
+                <w:sz w:val="18"/>
+              </w:rPr>
+              <w:t xml:space="preserve">매출/배달비/할인/수수료/실정산액 확인</w:t>
+            </w:r>
+          </w:p>
+        </w:tc>
+        <w:tc>
+          <w:tcPr>
+            <w:tcBorders>
+              <w:top w:val="single" w:sz="4" w:space="0" w:color="BFBFBF"/>
+              <w:bottom w:val="single" w:sz="4" w:space="0" w:color="BFBFBF"/>
+              <w:left w:val="single" w:sz="4" w:space="0" w:color="BFBFBF"/>
+              <w:right w:val="single" w:sz="4" w:space="0" w:color="BFBFBF"/>
+            </w:tcBorders>
+            <w:shd w:fill="F2F7FB" w:val="clear"/>
+            <w:tcMar>
+              <w:top w:w="50" w:type="dxa"/>
+              <w:bottom w:w="50" w:type="dxa"/>
+              <w:left w:w="100" w:type="dxa"/>
+              <w:right w:w="100" w:type="dxa"/>
+            </w:tcMar>
+          </w:tcPr>
+          <w:p>
+            <w:pPr>
+              <w:pStyle w:val="Compact"/>
+              <w:spacing w:before="20" w:after="20" w:line="280" w:lineRule="exact"/>
+              <w:jc w:val="left"/>
+            </w:pPr>
+            <w:r>
+              <w:rPr>
+                <w:rFonts w:ascii="Arial" w:hAnsi="Arial" w:eastAsia="맑은 고딕"/>
+                <w:color w:val="333333"/>
+                <w:sz w:val="18"/>
+              </w:rPr>
+              <w:t xml:space="preserve">각 항목 천단위 콤마 + ₩ 표기</w:t>
+            </w:r>
+          </w:p>
+        </w:tc>
+        <w:tc>
+          <w:tcPr>
+            <w:tcBorders>
+              <w:top w:val="single" w:sz="4" w:space="0" w:color="BFBFBF"/>
+              <w:bottom w:val="single" w:sz="4" w:space="0" w:color="BFBFBF"/>
+              <w:left w:val="single" w:sz="4" w:space="0" w:color="BFBFBF"/>
+              <w:right w:val="single" w:sz="4" w:space="0" w:color="BFBFBF"/>
+            </w:tcBorders>
+            <w:shd w:fill="F2F7FB" w:val="clear"/>
+            <w:tcMar>
+              <w:top w:w="50" w:type="dxa"/>
+              <w:bottom w:w="50" w:type="dxa"/>
+              <w:left w:w="100" w:type="dxa"/>
+              <w:right w:w="100" w:type="dxa"/>
+            </w:tcMar>
+          </w:tcPr>
+          <w:p>
+            <w:pPr>
+              <w:pStyle w:val="Compact"/>
+              <w:spacing w:before="20" w:after="20" w:line="280" w:lineRule="exact"/>
+              <w:jc w:val="left"/>
+            </w:pPr>
+            <w:r>
+              <w:rPr>
+                <w:rFonts w:ascii="Arial" w:hAnsi="Arial" w:eastAsia="맑은 고딕"/>
+                <w:color w:val="333333"/>
+                <w:sz w:val="18"/>
+              </w:rPr>
+              <w:t xml:space="preserve">netAmount 볼드 강조</w:t>
+            </w:r>
+          </w:p>
+        </w:tc>
+      </w:tr>
+      <w:tr>
+        <w:trPr/>
+        <w:tc>
+          <w:tcPr>
+            <w:tcBorders>
+              <w:top w:val="single" w:sz="4" w:space="0" w:color="BFBFBF"/>
+              <w:bottom w:val="single" w:sz="4" w:space="0" w:color="BFBFBF"/>
+              <w:left w:val="single" w:sz="4" w:space="0" w:color="BFBFBF"/>
+              <w:right w:val="single" w:sz="4" w:space="0" w:color="BFBFBF"/>
+            </w:tcBorders>
+            <w:tcMar>
+              <w:top w:w="50" w:type="dxa"/>
+              <w:bottom w:w="50" w:type="dxa"/>
+              <w:left w:w="100" w:type="dxa"/>
+              <w:right w:w="100" w:type="dxa"/>
+            </w:tcMar>
+          </w:tcPr>
+          <w:p>
+            <w:pPr>
+              <w:pStyle w:val="Compact"/>
+              <w:spacing w:before="20" w:after="20" w:line="280" w:lineRule="exact"/>
+              <w:jc w:val="left"/>
+            </w:pPr>
+            <w:r>
+              <w:rPr>
+                <w:rFonts w:ascii="Arial" w:hAnsi="Arial" w:eastAsia="맑은 고딕"/>
+                <w:color w:val="333333"/>
+                <w:sz w:val="18"/>
+              </w:rPr>
+              <w:t xml:space="preserve">5</w:t>
+            </w:r>
+          </w:p>
+        </w:tc>
+        <w:tc>
+          <w:tcPr>
+            <w:tcBorders>
+              <w:top w:val="single" w:sz="4" w:space="0" w:color="BFBFBF"/>
+              <w:bottom w:val="single" w:sz="4" w:space="0" w:color="BFBFBF"/>
+              <w:left w:val="single" w:sz="4" w:space="0" w:color="BFBFBF"/>
+              <w:right w:val="single" w:sz="4" w:space="0" w:color="BFBFBF"/>
+            </w:tcBorders>
+            <w:tcMar>
+              <w:top w:w="50" w:type="dxa"/>
+              <w:bottom w:w="50" w:type="dxa"/>
+              <w:left w:w="100" w:type="dxa"/>
+              <w:right w:w="100" w:type="dxa"/>
+            </w:tcMar>
+          </w:tcPr>
+          <w:p>
+            <w:pPr>
+              <w:pStyle w:val="Compact"/>
+              <w:spacing w:before="20" w:after="20" w:line="280" w:lineRule="exact"/>
+              <w:jc w:val="left"/>
+            </w:pPr>
+            <w:r>
+              <w:rPr>
+                <w:rFonts w:ascii="Arial" w:hAnsi="Arial" w:eastAsia="맑은 고딕"/>
+                <w:color w:val="333333"/>
+                <w:sz w:val="18"/>
+              </w:rPr>
+              <w:t xml:space="preserve">하단 주문별 상세 테이블 확인</w:t>
+            </w:r>
+          </w:p>
+        </w:tc>
+        <w:tc>
+          <w:tcPr>
+            <w:tcBorders>
+              <w:top w:val="single" w:sz="4" w:space="0" w:color="BFBFBF"/>
+              <w:bottom w:val="single" w:sz="4" w:space="0" w:color="BFBFBF"/>
+              <w:left w:val="single" w:sz="4" w:space="0" w:color="BFBFBF"/>
+              <w:right w:val="single" w:sz="4" w:space="0" w:color="BFBFBF"/>
+            </w:tcBorders>
+            <w:tcMar>
+              <w:top w:w="50" w:type="dxa"/>
+              <w:bottom w:w="50" w:type="dxa"/>
+              <w:left w:w="100" w:type="dxa"/>
+              <w:right w:w="100" w:type="dxa"/>
+            </w:tcMar>
+          </w:tcPr>
+          <w:p>
+            <w:pPr>
+              <w:pStyle w:val="Compact"/>
+              <w:spacing w:before="20" w:after="20" w:line="280" w:lineRule="exact"/>
+              <w:jc w:val="left"/>
+            </w:pPr>
+            <w:r>
+              <w:rPr>
+                <w:rFonts w:ascii="Arial" w:hAnsi="Arial" w:eastAsia="맑은 고딕"/>
+                <w:color w:val="333333"/>
+                <w:sz w:val="18"/>
+              </w:rPr>
+              <w:t xml:space="preserve">개별 주문 목록 렌더링</w:t>
+            </w:r>
+          </w:p>
+        </w:tc>
+        <w:tc>
+          <w:tcPr>
+            <w:tcBorders>
+              <w:top w:val="single" w:sz="4" w:space="0" w:color="BFBFBF"/>
+              <w:bottom w:val="single" w:sz="4" w:space="0" w:color="BFBFBF"/>
+              <w:left w:val="single" w:sz="4" w:space="0" w:color="BFBFBF"/>
+              <w:right w:val="single" w:sz="4" w:space="0" w:color="BFBFBF"/>
+            </w:tcBorders>
+            <w:tcMar>
+              <w:top w:w="50" w:type="dxa"/>
+              <w:bottom w:w="50" w:type="dxa"/>
+              <w:left w:w="100" w:type="dxa"/>
+              <w:right w:w="100" w:type="dxa"/>
+            </w:tcMar>
+          </w:tcPr>
+          <w:p>
+            <w:pPr>
+              <w:pStyle w:val="Compact"/>
+              <w:spacing w:before="20" w:after="20" w:line="280" w:lineRule="exact"/>
+              <w:jc w:val="left"/>
+            </w:pPr>
+            <w:r>
+              <w:rPr>
+                <w:rFonts w:ascii="Arial" w:hAnsi="Arial" w:eastAsia="맑은 고딕"/>
+                <w:color w:val="333333"/>
+                <w:sz w:val="18"/>
+              </w:rPr>
+              <w:t xml:space="preserve">주문번호, 금액, 결제수단</w:t>
+            </w:r>
+          </w:p>
+        </w:tc>
+      </w:tr>
+      <w:tr>
+        <w:trPr/>
+        <w:tc>
+          <w:tcPr>
+            <w:tcBorders>
+              <w:top w:val="single" w:sz="4" w:space="0" w:color="BFBFBF"/>
+              <w:bottom w:val="single" w:sz="4" w:space="0" w:color="BFBFBF"/>
+              <w:left w:val="single" w:sz="4" w:space="0" w:color="BFBFBF"/>
+              <w:right w:val="single" w:sz="4" w:space="0" w:color="BFBFBF"/>
+            </w:tcBorders>
+            <w:shd w:fill="F2F7FB" w:val="clear"/>
+            <w:tcMar>
+              <w:top w:w="50" w:type="dxa"/>
+              <w:bottom w:w="50" w:type="dxa"/>
+              <w:left w:w="100" w:type="dxa"/>
+              <w:right w:w="100" w:type="dxa"/>
+            </w:tcMar>
+          </w:tcPr>
+          <w:p>
+            <w:pPr>
+              <w:pStyle w:val="Compact"/>
+              <w:spacing w:before="20" w:after="20" w:line="280" w:lineRule="exact"/>
+              <w:jc w:val="left"/>
+            </w:pPr>
+            <w:r>
+              <w:rPr>
+                <w:rFonts w:ascii="Arial" w:hAnsi="Arial" w:eastAsia="맑은 고딕"/>
+                <w:color w:val="333333"/>
+                <w:sz w:val="18"/>
+              </w:rPr>
+              <w:t xml:space="preserve">6</w:t>
+            </w:r>
+          </w:p>
+        </w:tc>
+        <w:tc>
+          <w:tcPr>
+            <w:tcBorders>
+              <w:top w:val="single" w:sz="4" w:space="0" w:color="BFBFBF"/>
+              <w:bottom w:val="single" w:sz="4" w:space="0" w:color="BFBFBF"/>
+              <w:left w:val="single" w:sz="4" w:space="0" w:color="BFBFBF"/>
+              <w:right w:val="single" w:sz="4" w:space="0" w:color="BFBFBF"/>
+            </w:tcBorders>
+            <w:shd w:fill="F2F7FB" w:val="clear"/>
+            <w:tcMar>
+              <w:top w:w="50" w:type="dxa"/>
+              <w:bottom w:w="50" w:type="dxa"/>
+              <w:left w:w="100" w:type="dxa"/>
+              <w:right w:w="100" w:type="dxa"/>
+            </w:tcMar>
+          </w:tcPr>
+          <w:p>
+            <w:pPr>
+              <w:pStyle w:val="Compact"/>
+              <w:spacing w:before="20" w:after="20" w:line="280" w:lineRule="exact"/>
+              <w:jc w:val="left"/>
+            </w:pPr>
+            <w:r>
+              <w:rPr>
+                <w:rFonts w:ascii="Arial" w:hAnsi="Arial" w:eastAsia="맑은 고딕"/>
+                <w:color w:val="333333"/>
+                <w:sz w:val="18"/>
+              </w:rPr>
+              <w:t xml:space="preserve">[지급완료] 클릭</w:t>
+            </w:r>
+          </w:p>
+        </w:tc>
+        <w:tc>
+          <w:tcPr>
+            <w:tcBorders>
+              <w:top w:val="single" w:sz="4" w:space="0" w:color="BFBFBF"/>
+              <w:bottom w:val="single" w:sz="4" w:space="0" w:color="BFBFBF"/>
+              <w:left w:val="single" w:sz="4" w:space="0" w:color="BFBFBF"/>
+              <w:right w:val="single" w:sz="4" w:space="0" w:color="BFBFBF"/>
+            </w:tcBorders>
+            <w:shd w:fill="F2F7FB" w:val="clear"/>
+            <w:tcMar>
+              <w:top w:w="50" w:type="dxa"/>
+              <w:bottom w:w="50" w:type="dxa"/>
+              <w:left w:w="100" w:type="dxa"/>
+              <w:right w:w="100" w:type="dxa"/>
+            </w:tcMar>
+          </w:tcPr>
+          <w:p>
+            <w:pPr>
+              <w:pStyle w:val="Compact"/>
+              <w:spacing w:before="20" w:after="20" w:line="280" w:lineRule="exact"/>
+              <w:jc w:val="left"/>
+            </w:pPr>
+            <w:r>
+              <w:rPr>
+                <w:rFonts w:ascii="Arial" w:hAnsi="Arial" w:eastAsia="맑은 고딕"/>
+                <w:color w:val="333333"/>
+                <w:sz w:val="18"/>
+              </w:rPr>
+              <w:t xml:space="preserve">ConfirmDialog →</w:t>
+            </w:r>
+            <w:r>
+              <w:rPr>
+                <w:rFonts w:ascii="Arial" w:hAnsi="Arial" w:eastAsia="맑은 고딕"/>
+                <w:color w:val="333333"/>
+                <w:sz w:val="18"/>
+              </w:rPr>
+              <w:t xml:space="preserve"> </w:t>
+            </w:r>
+            <w:r>
+              <w:rPr>
+                <w:rStyle w:val="VerbatimChar"/>
+                <w:rFonts w:ascii="Arial" w:hAnsi="Arial" w:eastAsia="맑은 고딕"/>
+                <w:color w:val="333333"/>
+                <w:sz w:val="18"/>
+              </w:rPr>
+              <w:t xml:space="preserve">PATCH /api/settlements/:id/status</w:t>
+            </w:r>
+          </w:p>
+        </w:tc>
+        <w:tc>
+          <w:tcPr>
+            <w:tcBorders>
+              <w:top w:val="single" w:sz="4" w:space="0" w:color="BFBFBF"/>
+              <w:bottom w:val="single" w:sz="4" w:space="0" w:color="BFBFBF"/>
+              <w:left w:val="single" w:sz="4" w:space="0" w:color="BFBFBF"/>
+              <w:right w:val="single" w:sz="4" w:space="0" w:color="BFBFBF"/>
+            </w:tcBorders>
+            <w:shd w:fill="F2F7FB" w:val="clear"/>
+            <w:tcMar>
+              <w:top w:w="50" w:type="dxa"/>
+              <w:bottom w:w="50" w:type="dxa"/>
+              <w:left w:w="100" w:type="dxa"/>
+              <w:right w:w="100" w:type="dxa"/>
+            </w:tcMar>
+          </w:tcPr>
+          <w:p>
+            <w:pPr>
+              <w:pStyle w:val="Compact"/>
+              <w:spacing w:before="20" w:after="20" w:line="280" w:lineRule="exact"/>
+              <w:jc w:val="left"/>
+            </w:pPr>
+            <w:r>
+              <w:rPr>
+                <w:rFonts w:ascii="Arial" w:hAnsi="Arial" w:eastAsia="맑은 고딕"/>
+                <w:color w:val="333333"/>
+                <w:sz w:val="18"/>
+              </w:rPr>
+              <w:t xml:space="preserve">status→completed, paymentDate 기록</w:t>
+            </w:r>
+          </w:p>
+        </w:tc>
+      </w:tr>
+    </w:tbl>
+    <w:p>
+      <w:pPr>
+        <w:pStyle w:val="Heading3"/>
+      </w:pPr>
+      <w:bookmarkStart w:id="32" w:name="시나리오-2-통계-조회"/>
+      <w:r>
+        <w:t xml:space="preserve">시나리오 2: 통계 조회</w:t>
+      </w:r>
+      <w:bookmarkEnd w:id="32"/>
+    </w:p>
+    <w:tbl>
+      <w:tblPr>
+        <w:tblStyle w:val="Table"/>
+        <w:jc w:val="center"/>
+        <w:tblLook w:firstRow="1"/>
+        <w:tblW w:w="5000" w:type="pct"/>
+      </w:tblPr>
+      <w:tblGrid/>
+      <w:tr>
+        <w:trPr>
+          <w:cnfStyle w:firstRow="1"/>
+          <w:tblHeader/>
+        </w:trPr>
+        <w:tc>
+          <w:tcPr>
+            <w:tcBorders>
+              <w:bottom w:val="single"/>
+            </w:tcBorders>
+            <w:vAlign w:val="bottom"/>
+            <w:tcBorders>
+              <w:top w:val="single" w:sz="6" w:space="0" w:color="2E75B6"/>
+              <w:bottom w:val="single" w:sz="6" w:space="0" w:color="2E75B6"/>
+              <w:left w:val="single" w:sz="4" w:space="0" w:color="BFBFBF"/>
+              <w:right w:val="single" w:sz="4" w:space="0" w:color="BFBFBF"/>
+            </w:tcBorders>
+            <w:shd w:fill="2E75B6" w:val="clear"/>
+            <w:tcMar>
+              <w:top w:w="50" w:type="dxa"/>
+              <w:bottom w:w="50" w:type="dxa"/>
+              <w:left w:w="100" w:type="dxa"/>
+              <w:right w:w="100" w:type="dxa"/>
+            </w:tcMar>
+          </w:tcPr>
+          <w:p>
+            <w:pPr>
+              <w:pStyle w:val="Compact"/>
+              <w:spacing w:before="20" w:after="20" w:line="280" w:lineRule="exact"/>
+              <w:jc w:val="left"/>
+            </w:pPr>
+            <w:r>
+              <w:rPr>
+                <w:rFonts w:ascii="Arial" w:hAnsi="Arial" w:eastAsia="맑은 고딕"/>
+                <w:b/>
+                <w:color w:val="FFFFFF"/>
+                <w:sz w:val="18"/>
+              </w:rPr>
+              <w:t xml:space="preserve">단계</w:t>
+            </w:r>
+          </w:p>
+        </w:tc>
+        <w:tc>
+          <w:tcPr>
+            <w:tcBorders>
+              <w:bottom w:val="single"/>
+            </w:tcBorders>
+            <w:vAlign w:val="bottom"/>
+            <w:tcBorders>
+              <w:top w:val="single" w:sz="6" w:space="0" w:color="2E75B6"/>
+              <w:bottom w:val="single" w:sz="6" w:space="0" w:color="2E75B6"/>
+              <w:left w:val="single" w:sz="4" w:space="0" w:color="BFBFBF"/>
+              <w:right w:val="single" w:sz="4" w:space="0" w:color="BFBFBF"/>
+            </w:tcBorders>
+            <w:shd w:fill="2E75B6" w:val="clear"/>
+            <w:tcMar>
+              <w:top w:w="50" w:type="dxa"/>
+              <w:bottom w:w="50" w:type="dxa"/>
+              <w:left w:w="100" w:type="dxa"/>
+              <w:right w:w="100" w:type="dxa"/>
+            </w:tcMar>
+          </w:tcPr>
+          <w:p>
+            <w:pPr>
+              <w:pStyle w:val="Compact"/>
+              <w:spacing w:before="20" w:after="20" w:line="280" w:lineRule="exact"/>
+              <w:jc w:val="left"/>
+            </w:pPr>
+            <w:r>
+              <w:rPr>
+                <w:rFonts w:ascii="Arial" w:hAnsi="Arial" w:eastAsia="맑은 고딕"/>
+                <w:b/>
+                <w:color w:val="FFFFFF"/>
+                <w:sz w:val="18"/>
+              </w:rPr>
+              <w:t xml:space="preserve">사용자 행동</w:t>
+            </w:r>
+          </w:p>
+        </w:tc>
+        <w:tc>
+          <w:tcPr>
+            <w:tcBorders>
+              <w:bottom w:val="single"/>
+            </w:tcBorders>
+            <w:vAlign w:val="bottom"/>
+            <w:tcBorders>
+              <w:top w:val="single" w:sz="6" w:space="0" w:color="2E75B6"/>
+              <w:bottom w:val="single" w:sz="6" w:space="0" w:color="2E75B6"/>
+              <w:left w:val="single" w:sz="4" w:space="0" w:color="BFBFBF"/>
+              <w:right w:val="single" w:sz="4" w:space="0" w:color="BFBFBF"/>
+            </w:tcBorders>
+            <w:shd w:fill="2E75B6" w:val="clear"/>
+            <w:tcMar>
+              <w:top w:w="50" w:type="dxa"/>
+              <w:bottom w:w="50" w:type="dxa"/>
+              <w:left w:w="100" w:type="dxa"/>
+              <w:right w:w="100" w:type="dxa"/>
+            </w:tcMar>
+          </w:tcPr>
+          <w:p>
+            <w:pPr>
+              <w:pStyle w:val="Compact"/>
+              <w:spacing w:before="20" w:after="20" w:line="280" w:lineRule="exact"/>
+              <w:jc w:val="left"/>
+            </w:pPr>
+            <w:r>
+              <w:rPr>
+                <w:rFonts w:ascii="Arial" w:hAnsi="Arial" w:eastAsia="맑은 고딕"/>
+                <w:b/>
+                <w:color w:val="FFFFFF"/>
+                <w:sz w:val="18"/>
+              </w:rPr>
+              <w:t xml:space="preserve">시스템 응답</w:t>
+            </w:r>
+          </w:p>
+        </w:tc>
+        <w:tc>
+          <w:tcPr>
+            <w:tcBorders>
+              <w:bottom w:val="single"/>
+            </w:tcBorders>
+            <w:vAlign w:val="bottom"/>
+            <w:tcBorders>
+              <w:top w:val="single" w:sz="6" w:space="0" w:color="2E75B6"/>
+              <w:bottom w:val="single" w:sz="6" w:space="0" w:color="2E75B6"/>
+              <w:left w:val="single" w:sz="4" w:space="0" w:color="BFBFBF"/>
+              <w:right w:val="single" w:sz="4" w:space="0" w:color="BFBFBF"/>
+            </w:tcBorders>
+            <w:shd w:fill="2E75B6" w:val="clear"/>
+            <w:tcMar>
+              <w:top w:w="50" w:type="dxa"/>
+              <w:bottom w:w="50" w:type="dxa"/>
+              <w:left w:w="100" w:type="dxa"/>
+              <w:right w:w="100" w:type="dxa"/>
+            </w:tcMar>
+          </w:tcPr>
+          <w:p>
+            <w:pPr>
+              <w:pStyle w:val="Compact"/>
+              <w:spacing w:before="20" w:after="20" w:line="280" w:lineRule="exact"/>
+              <w:jc w:val="left"/>
+            </w:pPr>
+            <w:r>
+              <w:rPr>
+                <w:rFonts w:ascii="Arial" w:hAnsi="Arial" w:eastAsia="맑은 고딕"/>
+                <w:b/>
+                <w:color w:val="FFFFFF"/>
+                <w:sz w:val="18"/>
+              </w:rPr>
+              <w:t xml:space="preserve">검증 포인트</w:t>
+            </w:r>
+          </w:p>
+        </w:tc>
+      </w:tr>
+      <w:tr>
+        <w:trPr/>
+        <w:tc>
+          <w:tcPr>
+            <w:tcBorders>
+              <w:top w:val="single" w:sz="4" w:space="0" w:color="BFBFBF"/>
+              <w:bottom w:val="single" w:sz="4" w:space="0" w:color="BFBFBF"/>
+              <w:left w:val="single" w:sz="4" w:space="0" w:color="BFBFBF"/>
+              <w:right w:val="single" w:sz="4" w:space="0" w:color="BFBFBF"/>
+            </w:tcBorders>
+            <w:tcMar>
+              <w:top w:w="50" w:type="dxa"/>
+              <w:bottom w:w="50" w:type="dxa"/>
+              <w:left w:w="100" w:type="dxa"/>
+              <w:right w:w="100" w:type="dxa"/>
+            </w:tcMar>
+          </w:tcPr>
+          <w:p>
+            <w:pPr>
+              <w:pStyle w:val="Compact"/>
+              <w:spacing w:before="20" w:after="20" w:line="280" w:lineRule="exact"/>
+              <w:jc w:val="left"/>
+            </w:pPr>
+            <w:r>
+              <w:rPr>
+                <w:rFonts w:ascii="Arial" w:hAnsi="Arial" w:eastAsia="맑은 고딕"/>
+                <w:color w:val="333333"/>
+                <w:sz w:val="18"/>
+              </w:rPr>
+              <w:t xml:space="preserve">1</w:t>
+            </w:r>
+          </w:p>
+        </w:tc>
+        <w:tc>
+          <w:tcPr>
+            <w:tcBorders>
+              <w:top w:val="single" w:sz="4" w:space="0" w:color="BFBFBF"/>
+              <w:bottom w:val="single" w:sz="4" w:space="0" w:color="BFBFBF"/>
+              <w:left w:val="single" w:sz="4" w:space="0" w:color="BFBFBF"/>
+              <w:right w:val="single" w:sz="4" w:space="0" w:color="BFBFBF"/>
+            </w:tcBorders>
+            <w:tcMar>
+              <w:top w:w="50" w:type="dxa"/>
+              <w:bottom w:w="50" w:type="dxa"/>
+              <w:left w:w="100" w:type="dxa"/>
+              <w:right w:w="100" w:type="dxa"/>
+            </w:tcMar>
+          </w:tcPr>
+          <w:p>
+            <w:pPr>
+              <w:pStyle w:val="Compact"/>
+              <w:spacing w:before="20" w:after="20" w:line="280" w:lineRule="exact"/>
+              <w:jc w:val="left"/>
+            </w:pPr>
+            <w:r>
+              <w:rPr>
+                <w:rFonts w:ascii="Arial" w:hAnsi="Arial" w:eastAsia="맑은 고딕"/>
+                <w:color w:val="333333"/>
+                <w:sz w:val="18"/>
+              </w:rPr>
+              <w:t xml:space="preserve">통계/조회 페이지 진입</w:t>
+            </w:r>
+          </w:p>
+        </w:tc>
+        <w:tc>
+          <w:tcPr>
+            <w:tcBorders>
+              <w:top w:val="single" w:sz="4" w:space="0" w:color="BFBFBF"/>
+              <w:bottom w:val="single" w:sz="4" w:space="0" w:color="BFBFBF"/>
+              <w:left w:val="single" w:sz="4" w:space="0" w:color="BFBFBF"/>
+              <w:right w:val="single" w:sz="4" w:space="0" w:color="BFBFBF"/>
+            </w:tcBorders>
+            <w:tcMar>
+              <w:top w:w="50" w:type="dxa"/>
+              <w:bottom w:w="50" w:type="dxa"/>
+              <w:left w:w="100" w:type="dxa"/>
+              <w:right w:w="100" w:type="dxa"/>
+            </w:tcMar>
+          </w:tcPr>
+          <w:p>
+            <w:pPr>
+              <w:pStyle w:val="Compact"/>
+              <w:spacing w:before="20" w:after="20" w:line="280" w:lineRule="exact"/>
+              <w:jc w:val="left"/>
+            </w:pPr>
+            <w:r>
+              <w:rPr>
+                <w:rFonts w:ascii="Arial" w:hAnsi="Arial" w:eastAsia="맑은 고딕"/>
+                <w:color w:val="333333"/>
+                <w:sz w:val="18"/>
+              </w:rPr>
+              <w:t xml:space="preserve">월별 차트 + 테이블 로드</w:t>
+            </w:r>
+          </w:p>
+        </w:tc>
+        <w:tc>
+          <w:tcPr>
+            <w:tcBorders>
+              <w:top w:val="single" w:sz="4" w:space="0" w:color="BFBFBF"/>
+              <w:bottom w:val="single" w:sz="4" w:space="0" w:color="BFBFBF"/>
+              <w:left w:val="single" w:sz="4" w:space="0" w:color="BFBFBF"/>
+              <w:right w:val="single" w:sz="4" w:space="0" w:color="BFBFBF"/>
+            </w:tcBorders>
+            <w:tcMar>
+              <w:top w:w="50" w:type="dxa"/>
+              <w:bottom w:w="50" w:type="dxa"/>
+              <w:left w:w="100" w:type="dxa"/>
+              <w:right w:w="100" w:type="dxa"/>
+            </w:tcMar>
+          </w:tcPr>
+          <w:p>
+            <w:pPr>
+              <w:pStyle w:val="Compact"/>
+              <w:spacing w:before="20" w:after="20" w:line="280" w:lineRule="exact"/>
+              <w:jc w:val="left"/>
+            </w:pPr>
+            <w:r>
+              <w:rPr>
+                <w:rFonts w:ascii="Arial" w:hAnsi="Arial" w:eastAsia="맑은 고딕"/>
+                <w:color w:val="333333"/>
+                <w:sz w:val="18"/>
+              </w:rPr>
+              <w:t xml:space="preserve">기본=월별, 당해연도</w:t>
+            </w:r>
+          </w:p>
+        </w:tc>
+      </w:tr>
+      <w:tr>
+        <w:trPr/>
+        <w:tc>
+          <w:tcPr>
+            <w:tcBorders>
+              <w:top w:val="single" w:sz="4" w:space="0" w:color="BFBFBF"/>
+              <w:bottom w:val="single" w:sz="4" w:space="0" w:color="BFBFBF"/>
+              <w:left w:val="single" w:sz="4" w:space="0" w:color="BFBFBF"/>
+              <w:right w:val="single" w:sz="4" w:space="0" w:color="BFBFBF"/>
+            </w:tcBorders>
+            <w:shd w:fill="F2F7FB" w:val="clear"/>
+            <w:tcMar>
+              <w:top w:w="50" w:type="dxa"/>
+              <w:bottom w:w="50" w:type="dxa"/>
+              <w:left w:w="100" w:type="dxa"/>
+              <w:right w:w="100" w:type="dxa"/>
+            </w:tcMar>
+          </w:tcPr>
+          <w:p>
+            <w:pPr>
+              <w:pStyle w:val="Compact"/>
+              <w:spacing w:before="20" w:after="20" w:line="280" w:lineRule="exact"/>
+              <w:jc w:val="left"/>
+            </w:pPr>
+            <w:r>
+              <w:rPr>
+                <w:rFonts w:ascii="Arial" w:hAnsi="Arial" w:eastAsia="맑은 고딕"/>
+                <w:color w:val="333333"/>
+                <w:sz w:val="18"/>
+              </w:rPr>
+              <w:t xml:space="preserve">2</w:t>
+            </w:r>
+          </w:p>
+        </w:tc>
+        <w:tc>
+          <w:tcPr>
+            <w:tcBorders>
+              <w:top w:val="single" w:sz="4" w:space="0" w:color="BFBFBF"/>
+              <w:bottom w:val="single" w:sz="4" w:space="0" w:color="BFBFBF"/>
+              <w:left w:val="single" w:sz="4" w:space="0" w:color="BFBFBF"/>
+              <w:right w:val="single" w:sz="4" w:space="0" w:color="BFBFBF"/>
+            </w:tcBorders>
+            <w:shd w:fill="F2F7FB" w:val="clear"/>
+            <w:tcMar>
+              <w:top w:w="50" w:type="dxa"/>
+              <w:bottom w:w="50" w:type="dxa"/>
+              <w:left w:w="100" w:type="dxa"/>
+              <w:right w:w="100" w:type="dxa"/>
+            </w:tcMar>
+          </w:tcPr>
+          <w:p>
+            <w:pPr>
+              <w:pStyle w:val="Compact"/>
+              <w:spacing w:before="20" w:after="20" w:line="280" w:lineRule="exact"/>
+              <w:jc w:val="left"/>
+            </w:pPr>
+            <w:r>
+              <w:rPr>
+                <w:rFonts w:ascii="Arial" w:hAnsi="Arial" w:eastAsia="맑은 고딕"/>
+                <w:color w:val="333333"/>
+                <w:sz w:val="18"/>
+              </w:rPr>
+              <w:t xml:space="preserve">집계단위</w:t>
+            </w:r>
+            <w:r>
+              <w:rPr>
+                <w:rFonts w:ascii="Arial" w:hAnsi="Arial" w:eastAsia="맑은 고딕"/>
+                <w:color w:val="333333"/>
+                <w:sz w:val="18"/>
+              </w:rPr>
+              <w:t xml:space="preserve"> </w:t>
+            </w:r>
+            <w:r>
+              <w:rPr>
+                <w:rFonts w:ascii="Arial" w:hAnsi="Arial" w:eastAsia="맑은 고딕"/>
+                <w:color w:val="333333"/>
+                <w:sz w:val="18"/>
+              </w:rPr>
+              <w:t xml:space="preserve">“</w:t>
+            </w:r>
+            <w:r>
+              <w:rPr>
+                <w:rFonts w:ascii="Arial" w:hAnsi="Arial" w:eastAsia="맑은 고딕"/>
+                <w:color w:val="333333"/>
+                <w:sz w:val="18"/>
+              </w:rPr>
+              <w:t xml:space="preserve">주별</w:t>
+            </w:r>
+            <w:r>
+              <w:rPr>
+                <w:rFonts w:ascii="Arial" w:hAnsi="Arial" w:eastAsia="맑은 고딕"/>
+                <w:color w:val="333333"/>
+                <w:sz w:val="18"/>
+              </w:rPr>
+              <w:t xml:space="preserve">”</w:t>
+            </w:r>
+            <w:r>
+              <w:rPr>
+                <w:rFonts w:ascii="Arial" w:hAnsi="Arial" w:eastAsia="맑은 고딕"/>
+                <w:color w:val="333333"/>
+                <w:sz w:val="18"/>
+              </w:rPr>
+              <w:t xml:space="preserve"> </w:t>
+            </w:r>
+            <w:r>
+              <w:rPr>
+                <w:rFonts w:ascii="Arial" w:hAnsi="Arial" w:eastAsia="맑은 고딕"/>
+                <w:color w:val="333333"/>
+                <w:sz w:val="18"/>
+              </w:rPr>
+              <w:t xml:space="preserve">변경 + 매장 2개 선택</w:t>
+            </w:r>
+          </w:p>
+        </w:tc>
+        <w:tc>
+          <w:tcPr>
+            <w:tcBorders>
+              <w:top w:val="single" w:sz="4" w:space="0" w:color="BFBFBF"/>
+              <w:bottom w:val="single" w:sz="4" w:space="0" w:color="BFBFBF"/>
+              <w:left w:val="single" w:sz="4" w:space="0" w:color="BFBFBF"/>
+              <w:right w:val="single" w:sz="4" w:space="0" w:color="BFBFBF"/>
+            </w:tcBorders>
+            <w:shd w:fill="F2F7FB" w:val="clear"/>
+            <w:tcMar>
+              <w:top w:w="50" w:type="dxa"/>
+              <w:bottom w:w="50" w:type="dxa"/>
+              <w:left w:w="100" w:type="dxa"/>
+              <w:right w:w="100" w:type="dxa"/>
+            </w:tcMar>
+          </w:tcPr>
+          <w:p>
+            <w:pPr>
+              <w:pStyle w:val="Compact"/>
+              <w:spacing w:before="20" w:after="20" w:line="280" w:lineRule="exact"/>
+              <w:jc w:val="left"/>
+            </w:pPr>
+            <w:r>
+              <w:rPr>
+                <w:rFonts w:ascii="Arial" w:hAnsi="Arial" w:eastAsia="맑은 고딕"/>
+                <w:color w:val="333333"/>
+                <w:sz w:val="18"/>
+              </w:rPr>
+              <w:t xml:space="preserve">차트/테이블 갱신</w:t>
+            </w:r>
+          </w:p>
+        </w:tc>
+        <w:tc>
+          <w:tcPr>
+            <w:tcBorders>
+              <w:top w:val="single" w:sz="4" w:space="0" w:color="BFBFBF"/>
+              <w:bottom w:val="single" w:sz="4" w:space="0" w:color="BFBFBF"/>
+              <w:left w:val="single" w:sz="4" w:space="0" w:color="BFBFBF"/>
+              <w:right w:val="single" w:sz="4" w:space="0" w:color="BFBFBF"/>
+            </w:tcBorders>
+            <w:shd w:fill="F2F7FB" w:val="clear"/>
+            <w:tcMar>
+              <w:top w:w="50" w:type="dxa"/>
+              <w:bottom w:w="50" w:type="dxa"/>
+              <w:left w:w="100" w:type="dxa"/>
+              <w:right w:w="100" w:type="dxa"/>
+            </w:tcMar>
+          </w:tcPr>
+          <w:p>
+            <w:pPr>
+              <w:pStyle w:val="Compact"/>
+              <w:spacing w:before="20" w:after="20" w:line="280" w:lineRule="exact"/>
+              <w:jc w:val="left"/>
+            </w:pPr>
+            <w:r>
+              <w:rPr>
+                <w:rFonts w:ascii="Arial" w:hAnsi="Arial" w:eastAsia="맑은 고딕"/>
+                <w:color w:val="333333"/>
+                <w:sz w:val="18"/>
+              </w:rPr>
+              <w:t xml:space="preserve">복수 매장 비교</w:t>
+            </w:r>
+          </w:p>
+        </w:tc>
+      </w:tr>
+      <w:tr>
+        <w:trPr/>
+        <w:tc>
+          <w:tcPr>
+            <w:tcBorders>
+              <w:top w:val="single" w:sz="4" w:space="0" w:color="BFBFBF"/>
+              <w:bottom w:val="single" w:sz="4" w:space="0" w:color="BFBFBF"/>
+              <w:left w:val="single" w:sz="4" w:space="0" w:color="BFBFBF"/>
+              <w:right w:val="single" w:sz="4" w:space="0" w:color="BFBFBF"/>
+            </w:tcBorders>
+            <w:tcMar>
+              <w:top w:w="50" w:type="dxa"/>
+              <w:bottom w:w="50" w:type="dxa"/>
+              <w:left w:w="100" w:type="dxa"/>
+              <w:right w:w="100" w:type="dxa"/>
+            </w:tcMar>
+          </w:tcPr>
+          <w:p>
+            <w:pPr>
+              <w:pStyle w:val="Compact"/>
+              <w:spacing w:before="20" w:after="20" w:line="280" w:lineRule="exact"/>
+              <w:jc w:val="left"/>
+            </w:pPr>
+            <w:r>
+              <w:rPr>
+                <w:rFonts w:ascii="Arial" w:hAnsi="Arial" w:eastAsia="맑은 고딕"/>
+                <w:color w:val="333333"/>
+                <w:sz w:val="18"/>
+              </w:rPr>
+              <w:t xml:space="preserve">3</w:t>
+            </w:r>
+          </w:p>
+        </w:tc>
+        <w:tc>
+          <w:tcPr>
+            <w:tcBorders>
+              <w:top w:val="single" w:sz="4" w:space="0" w:color="BFBFBF"/>
+              <w:bottom w:val="single" w:sz="4" w:space="0" w:color="BFBFBF"/>
+              <w:left w:val="single" w:sz="4" w:space="0" w:color="BFBFBF"/>
+              <w:right w:val="single" w:sz="4" w:space="0" w:color="BFBFBF"/>
+            </w:tcBorders>
+            <w:tcMar>
+              <w:top w:w="50" w:type="dxa"/>
+              <w:bottom w:w="50" w:type="dxa"/>
+              <w:left w:w="100" w:type="dxa"/>
+              <w:right w:w="100" w:type="dxa"/>
+            </w:tcMar>
+          </w:tcPr>
+          <w:p>
+            <w:pPr>
+              <w:pStyle w:val="Compact"/>
+              <w:spacing w:before="20" w:after="20" w:line="280" w:lineRule="exact"/>
+              <w:jc w:val="left"/>
+            </w:pPr>
+            <w:r>
+              <w:rPr>
+                <w:rFonts w:ascii="Arial" w:hAnsi="Arial" w:eastAsia="맑은 고딕"/>
+                <w:color w:val="333333"/>
+                <w:sz w:val="18"/>
+              </w:rPr>
+              <w:t xml:space="preserve">[엑셀 다운로드] 클릭</w:t>
+            </w:r>
+          </w:p>
+        </w:tc>
+        <w:tc>
+          <w:tcPr>
+            <w:tcBorders>
+              <w:top w:val="single" w:sz="4" w:space="0" w:color="BFBFBF"/>
+              <w:bottom w:val="single" w:sz="4" w:space="0" w:color="BFBFBF"/>
+              <w:left w:val="single" w:sz="4" w:space="0" w:color="BFBFBF"/>
+              <w:right w:val="single" w:sz="4" w:space="0" w:color="BFBFBF"/>
+            </w:tcBorders>
+            <w:tcMar>
+              <w:top w:w="50" w:type="dxa"/>
+              <w:bottom w:w="50" w:type="dxa"/>
+              <w:left w:w="100" w:type="dxa"/>
+              <w:right w:w="100" w:type="dxa"/>
+            </w:tcMar>
+          </w:tcPr>
+          <w:p>
+            <w:pPr>
+              <w:pStyle w:val="Compact"/>
+              <w:spacing w:before="20" w:after="20" w:line="280" w:lineRule="exact"/>
+              <w:jc w:val="left"/>
+            </w:pPr>
+            <w:r>
+              <w:rPr>
+                <w:rFonts w:ascii="Arial" w:hAnsi="Arial" w:eastAsia="맑은 고딕"/>
+                <w:color w:val="333333"/>
+                <w:sz w:val="18"/>
+              </w:rPr>
+              <w:t xml:space="preserve">비동기 처리 → 완료 Toast + 파일 다운로드</w:t>
+            </w:r>
+          </w:p>
+        </w:tc>
+        <w:tc>
+          <w:tcPr>
+            <w:tcBorders>
+              <w:top w:val="single" w:sz="4" w:space="0" w:color="BFBFBF"/>
+              <w:bottom w:val="single" w:sz="4" w:space="0" w:color="BFBFBF"/>
+              <w:left w:val="single" w:sz="4" w:space="0" w:color="BFBFBF"/>
+              <w:right w:val="single" w:sz="4" w:space="0" w:color="BFBFBF"/>
+            </w:tcBorders>
+            <w:tcMar>
+              <w:top w:w="50" w:type="dxa"/>
+              <w:bottom w:w="50" w:type="dxa"/>
+              <w:left w:w="100" w:type="dxa"/>
+              <w:right w:w="100" w:type="dxa"/>
+            </w:tcMar>
+          </w:tcPr>
+          <w:p>
+            <w:pPr>
+              <w:pStyle w:val="Compact"/>
+              <w:spacing w:before="20" w:after="20" w:line="280" w:lineRule="exact"/>
+              <w:jc w:val="left"/>
+            </w:pPr>
+            <w:r>
+              <w:rPr>
+                <w:rFonts w:ascii="Arial" w:hAnsi="Arial" w:eastAsia="맑은 고딕"/>
+                <w:color w:val="333333"/>
+                <w:sz w:val="18"/>
+              </w:rPr>
+              <w:t xml:space="preserve">대량 시 링크 반환</w:t>
+            </w:r>
+          </w:p>
+        </w:tc>
+      </w:tr>
+    </w:tbl>
+    <w:p>
+      <w:r>
+        <w:pict>
+          <v:rect style="width:0;height:1.5pt" o:hralign="center" o:hrstd="t" o:hr="t"/>
+        </w:pict>
+      </w:r>
+    </w:p>
+    <w:p>
+      <w:pPr>
+        <w:pStyle w:val="Heading2"/>
+      </w:pPr>
+      <w:bookmarkStart w:id="33" w:name="개발자용-정책-설명"/>
+      <w:r>
+        <w:t xml:space="preserve">4. 개발자용 정책 설명</w:t>
+      </w:r>
+      <w:bookmarkEnd w:id="33"/>
+    </w:p>
+    <w:p>
+      <w:pPr>
+        <w:pStyle w:val="Heading3"/>
+      </w:pPr>
+      <w:bookmarkStart w:id="34" w:name="정산액-계산-공식"/>
+      <w:r>
+        <w:t xml:space="preserve">4.1. 정산액 계산 공식</w:t>
+      </w:r>
+      <w:bookmarkEnd w:id="34"/>
+    </w:p>
+    <w:p>
+      <w:pPr>
+        <w:pStyle w:val="SourceCode"/>
+      </w:pPr>
+      <w:r>
+        <w:rPr>
+          <w:rStyle w:val="VerbatimChar"/>
+        </w:rPr>
+        <w:t xml:space="preserve">netAmount = totalSales + deliveryFee + hqSupport - promotionDiscount - platformFee</w:t>
+      </w:r>
+      <w:r>
+        <w:br/>
+      </w:r>
+      <w:r>
+        <w:br/>
+      </w:r>
+      <w:r>
+        <w:rPr>
+          <w:rStyle w:val="VerbatimChar"/>
+        </w:rPr>
+        <w:t xml:space="preserve">각 항목 상세:</w:t>
+      </w:r>
+      <w:r>
+        <w:br/>
+      </w:r>
+      <w:r>
+        <w:rPr>
+          <w:rStyle w:val="VerbatimChar"/>
+        </w:rPr>
+        <w:t xml:space="preserve">  totalSales: 기간 내 completed 주문의 상품 합계</w:t>
+      </w:r>
+      <w:r>
+        <w:br/>
+      </w:r>
+      <w:r>
+        <w:rPr>
+          <w:rStyle w:val="VerbatimChar"/>
+        </w:rPr>
+        <w:t xml:space="preserve">  deliveryFee: 배달 주문 배달비 합계</w:t>
+      </w:r>
+      <w:r>
+        <w:br/>
+      </w:r>
+      <w:r>
+        <w:rPr>
+          <w:rStyle w:val="VerbatimChar"/>
+        </w:rPr>
+        <w:t xml:space="preserve">  hqSupport: 본사 부담 할인금 (할인/쿠폰의 headquartersRatio 비율분)</w:t>
+      </w:r>
+      <w:r>
+        <w:br/>
+      </w:r>
+      <w:r>
+        <w:rPr>
+          <w:rStyle w:val="VerbatimChar"/>
+        </w:rPr>
+        <w:t xml:space="preserve">  promotionDiscount: 총 할인액 (가맹점 부담분 포함)</w:t>
+      </w:r>
+      <w:r>
+        <w:br/>
+      </w:r>
+      <w:r>
+        <w:rPr>
+          <w:rStyle w:val="VerbatimChar"/>
+        </w:rPr>
+        <w:t xml:space="preserve">  platformFee: 플랫폼 수수료 (매출 × 수수료율)</w:t>
+      </w:r>
+      <w:r>
+        <w:br/>
+      </w:r>
+      <w:r>
+        <w:br/>
+      </w:r>
+      <w:r>
+        <w:rPr>
+          <w:rStyle w:val="VerbatimChar"/>
+        </w:rPr>
+        <w:t xml:space="preserve">주의: netAmount는 음수 가능 (수수료 &gt; 매출 시)</w:t>
+      </w:r>
+    </w:p>
+    <w:p>
+      <w:pPr>
+        <w:pStyle w:val="Heading3"/>
+      </w:pPr>
+      <w:bookmarkStart w:id="35" w:name="정산-상태-전이-규칙"/>
+      <w:r>
+        <w:t xml:space="preserve">4.2. 정산 상태 전이 규칙</w:t>
+      </w:r>
+      <w:bookmarkEnd w:id="35"/>
+    </w:p>
+    <w:p>
+      <w:pPr>
+        <w:pStyle w:val="SourceCode"/>
+      </w:pPr>
+      <w:r>
+        <w:rPr>
+          <w:rStyle w:val="VerbatimChar"/>
+        </w:rPr>
+        <w:t xml:space="preserve">pending → calculated : 배치 산출 완료 시 자동 전환</w:t>
+      </w:r>
+      <w:r>
+        <w:br/>
+      </w:r>
+      <w:r>
+        <w:rPr>
+          <w:rStyle w:val="VerbatimChar"/>
+        </w:rPr>
+        <w:t xml:space="preserve">calculated → completed : 관리자가 지급 확인 후 수동 전환</w:t>
+      </w:r>
+      <w:r>
+        <w:br/>
+      </w:r>
+      <w:r>
+        <w:rPr>
+          <w:rStyle w:val="VerbatimChar"/>
+        </w:rPr>
+        <w:t xml:space="preserve">(어느 단계든) → on_hold : 보류 처리 (사유 필수 입력)</w:t>
+      </w:r>
+      <w:r>
+        <w:br/>
+      </w:r>
+      <w:r>
+        <w:rPr>
+          <w:rStyle w:val="VerbatimChar"/>
+        </w:rPr>
+        <w:t xml:space="preserve">on_hold → calculated : 보류 해제 시 (관리자 수동)</w:t>
+      </w:r>
+    </w:p>
+    <w:p>
+      <w:pPr>
+        <w:pStyle w:val="Heading3"/>
+      </w:pPr>
+      <w:bookmarkStart w:id="36" w:name="정산-스냅샷-정책"/>
+      <w:r>
+        <w:t xml:space="preserve">4.3. 정산 스냅샷 정책</w:t>
+      </w:r>
+      <w:bookmarkEnd w:id="36"/>
+    </w:p>
+    <w:p>
+      <w:pPr>
+        <w:pStyle w:val="SourceCode"/>
+      </w:pPr>
+      <w:r>
+        <w:rPr>
+          <w:rStyle w:val="VerbatimChar"/>
+        </w:rPr>
+        <w:t xml:space="preserve">배치 실행 시점의 주문 데이터 기준으로 산출</w:t>
+      </w:r>
+      <w:r>
+        <w:br/>
+      </w:r>
+      <w:r>
+        <w:rPr>
+          <w:rStyle w:val="VerbatimChar"/>
+        </w:rPr>
+        <w:t xml:space="preserve">배치 실행 중 발생하는 주문 변경(취소 등)은 다음 정산에 반영</w:t>
+      </w:r>
+      <w:r>
+        <w:br/>
+      </w:r>
+      <w:r>
+        <w:rPr>
+          <w:rStyle w:val="VerbatimChar"/>
+        </w:rPr>
+        <w:t xml:space="preserve">스냅샷 시점: 정산 기간 종료일 23:59:59 기준</w:t>
+      </w:r>
+    </w:p>
+    <w:p>
+      <w:pPr>
+        <w:pStyle w:val="Heading3"/>
+      </w:pPr>
+      <w:bookmarkStart w:id="37" w:name="본사-지원금hqsupport-계산"/>
+      <w:r>
+        <w:t xml:space="preserve">4.4. 본사 지원금(hqSupport) 계산</w:t>
+      </w:r>
+      <w:bookmarkEnd w:id="37"/>
+    </w:p>
+    <w:p>
+      <w:pPr>
+        <w:pStyle w:val="SourceCode"/>
+      </w:pPr>
+      <w:r>
+        <w:rPr>
+          <w:rStyle w:val="VerbatimChar"/>
+        </w:rPr>
+        <w:t xml:space="preserve">프로모션별: discountAmount × (headquartersRatio / 100)</w:t>
+      </w:r>
+      <w:r>
+        <w:br/>
+      </w:r>
+      <w:r>
+        <w:rPr>
+          <w:rStyle w:val="VerbatimChar"/>
+        </w:rPr>
+        <w:t xml:space="preserve">가맹점 수입 합산: hqSupport는 가맹점이 받을 금액에 더함</w:t>
+      </w:r>
+      <w:r>
+        <w:br/>
+      </w:r>
+      <w:r>
+        <w:rPr>
+          <w:rStyle w:val="VerbatimChar"/>
+        </w:rPr>
+        <w:t xml:space="preserve">예: 할인 10,000원, 본사 70% → hqSupport = 7,000원 (가맹점 수입에 합산)</w:t>
       </w:r>
     </w:p>
     <w:sectPr/>
